--- a/inbox/New_FedRAMP_Boundary/M365_GCC-Moderate_Telemetry_and_Boundary_Assessment_External_with_images.docx
+++ b/inbox/New_FedRAMP_Boundary/M365_GCC-Moderate_Telemetry_and_Boundary_Assessment_External_with_images.docx
@@ -1517,7 +1517,7 @@
           <w:sz w:val="22"/>
           <w:szCs w:val="22"/>
         </w:rPr>
-        <w:t xml:space="preserve">Execute the 60-day tactical remediation plan in Section 11. Track gap closure through a telemetry completeness scorecard. Pursue MAS 2026 boundary refinement as the strategic resolution path (Section 12).</w:t>
+        <w:t>Execute the 60-day tactical remediation plan in Section 11. Track gap closure through a telemetry completeness scorecard. Pursue the now-live MAS 2026 boundary refinement (required for 20x authorizations since 2026-07-04) as the strategic resolution path (Section 12).</w:t>
       </w:r>
     </w:p>
     <w:p>
@@ -17492,7 +17492,7 @@
           <w:sz w:val="22"/>
           <w:szCs w:val="22"/>
         </w:rPr>
-        <w:t xml:space="preserve">in any pillar requires either Microsoft platform changes (e.g., MAS 2026 boundary refinement) or substantial agency-built equivalents to Microsoft commercial ML pipelines.</w:t>
+        <w:t>in any pillar requires either Microsoft scope changes under the now-live MAS 2026 rules (Section 12) or substantial agency-built equivalents to Microsoft commercial ML pipelines.</w:t>
       </w:r>
     </w:p>
     <w:p>
@@ -24047,7 +24047,7 @@
           <w:sz w:val="22"/>
           <w:szCs w:val="22"/>
         </w:rPr>
-        <w:t xml:space="preserve">Modern mandates require telemetry that traditional FedRAMP authorization boundaries inhibit. This creates sustained pressure to modernize boundary implementation — for example, through scope refinement and boundary-shrinking approaches such as MAS 2026 — while maintaining a defined authorization boundary required for compliance under FISMA.</w:t>
+        <w:t>Modern mandates require telemetry that traditional FedRAMP authorization boundaries inhibit. This has created sustained pressure to modernize boundary implementation; FedRAMP’s response — the Minimum Assessment Scope (MAS) rules, which launched 2026-06-24 as part of the Consolidated Rules for 2026 and became required for 20x authorizations on 2026-07-04 — narrows what counts as in-scope while maintaining a defined authorization boundary required for compliance under FISMA.</w:t>
       </w:r>
     </w:p>
     <w:p>
@@ -24684,18 +24684,8 @@
             </w:tcMar>
           </w:tcPr>
           <w:p>
-            <w:pPr>
-              <w:spacing w:after="0" w:before="0"/>
-            </w:pPr>
-            <w:r>
-              <w:rPr>
-                <w:rFonts w:ascii="Calibri" w:cs="Calibri" w:eastAsia="Calibri" w:hAnsi="Calibri"/>
-                <w:b w:val="false"/>
-                <w:bCs w:val="false"/>
-                <w:sz w:val="18"/>
-                <w:szCs w:val="18"/>
-              </w:rPr>
-              <w:t xml:space="preserve">Practical resolution. Narrows boundary scope; allows more commercial-like functionality; explicitly excludes telemetry pipelines from the authorization boundary. The boundary itself remains.</w:t>
+            <w:r>
+              <w:t>Live since 2026-06-24, required for 20x authorizations since 2026-07-04 (Consolidated Rules for 2026). Narrows boundary scope via five named rules (MAS-CSO-IIR/FLO/TPR/MDI/SUP); MAS-CSO-IIR’s two-prong test excludes components not likely to handle, or likely to impact the confidentiality, integrity, or availability of, federal customer data. The boundary itself remains.</w:t>
             </w:r>
           </w:p>
         </w:tc>
@@ -24728,7 +24718,7 @@
           <w:sz w:val="22"/>
           <w:szCs w:val="22"/>
         </w:rPr>
-        <w:t xml:space="preserve">MAS 2026 scope refinement is the realistic path to recovering some currently-blocked telemetry by removing Microsoft's commercial telemetry pipelines from the agency's authorization scope rather than blocking the data flow at the network boundary. This shifts the conversation from “can the data leave?” to “is the receiving service in scope of my ATO?”</w:t>
+        <w:t>MAS 2026 scope refinement — now live and required for 20x authorizations since 2026-07-04 — is the path to recovering some currently-blocked telemetry by removing Microsoft’s commercial telemetry pipelines from the agency’s authorization scope rather than blocking the data flow at the network boundary, provided the pipeline passes MAS-CSO-IIR’s two-prong test: in scope only if “likely to handle federal customer data or likely to impact the confidentiality, integrity, or availability of federal customer data.” This shifts the conversation from “can the data leave?” to “is the receiving service in scope of my ATO?”</w:t>
       </w:r>
     </w:p>
     <w:p>
@@ -25065,7 +25055,7 @@
           <w:sz w:val="22"/>
           <w:szCs w:val="22"/>
         </w:rPr>
-        <w:t xml:space="preserve">Realistic timeline expectations: Day 0–1 acknowledgment; Week 1–2 MAS adoption-plan response; Week 3–6 SCN (Significant Change Notification) filing window for boundary-scope refinements.</w:t>
+        <w:t>Actual MAS 2026 timeline (Consolidated Rules for 2026): 2026-06-24 official launch; 2026-07-04 required to obtain for 20x authorizations (optional adoption also opens this date for Rev5); 2027-01-01 required to maintain for 20x and required to obtain for Rev5. SCN (Significant Change Notification) filing remains the mechanism for an existing authorization to adopt a narrowed boundary under MAS.</w:t>
       </w:r>
     </w:p>
     <w:p>
@@ -25133,7 +25123,7 @@
           <w:sz w:val="20"/>
           <w:rFonts w:ascii="Calibri" w:hAnsi="Calibri"/>
         </w:rPr>
-        <w:t>MAS 2026 boundary refinement — before/after diagram. Left panel: today's GCC-Moderate boundary blocks Microsoft commercial telemetry pipelines at the network edge. Right panel: post-MAS-2026 the boundary scope is narrowed so that Microsoft's commercial telemetry services sit outside the agency's ATO scope rather than being blocked by it, allowing the data flow without changing the authorization posture.</w:t>
+        <w:t>MAS 2026 boundary refinement — before/after diagram. Left panel: the GCC-Moderate boundary blocks Microsoft commercial telemetry pipelines at the network edge. Right panel: under MAS 2026 (live since 2026-06-24), the boundary scope is narrowed so that Microsoft’s commercial telemetry services sit outside the agency’s ATO scope rather than being blocked by it, allowing the data flow without changing the authorization posture.</w:t>
       </w:r>
     </w:p>
     <w:p>
@@ -29470,18 +29460,8 @@
             </w:tcMar>
           </w:tcPr>
           <w:p>
-            <w:pPr>
-              <w:spacing w:after="0" w:before="0"/>
-            </w:pPr>
-            <w:r>
-              <w:rPr>
-                <w:rFonts w:ascii="Calibri" w:cs="Calibri" w:eastAsia="Calibri" w:hAnsi="Calibri"/>
-                <w:b w:val="false"/>
-                <w:bCs w:val="false"/>
-                <w:sz w:val="18"/>
-                <w:szCs w:val="18"/>
-              </w:rPr>
-              <w:t xml:space="preserve">Microsoft Authorization Sponsor (boundary refinement program)</w:t>
+            <w:r>
+              <w:t>Minimum Assessment Scope (FedRAMP’s own rule family; live since 2026-06-24 — not a Microsoft program)</w:t>
             </w:r>
           </w:p>
         </w:tc>
